--- a/courts/eighth-circuit/nebraska/state/supreme-court/reply-brief/usage/OUTPUT-reply-brief.docx
+++ b/courts/eighth-circuit/nebraska/state/supreme-court/reply-brief/usage/OUTPUT-reply-brief.docx
@@ -27,9 +27,7 @@
           <w:b/>
           <w:bCs/>
         </w:rPr>
-        <w:t xml:space="preserve">24</w:t>
-        <w:noBreakHyphen/>
-        <w:t xml:space="preserve">563</w:t>
+        <w:t xml:space="preserve">24-⁠563</w:t>
       </w:r>
     </w:p>
     <w:p>
@@ -758,11 +756,7 @@
         <w:jc w:val="left"/>
       </w:pPr>
       <w:r>
-        <w:t xml:space="preserve">402</w:t>
-        <w:noBreakHyphen/>
-        <w:t xml:space="preserve">476</w:t>
-        <w:noBreakHyphen/>
-        <w:t xml:space="preserve">8091</w:t>
+        <w:t xml:space="preserve">402-⁠476-⁠8091</w:t>
       </w:r>
     </w:p>
     <w:p>
@@ -4418,9 +4412,7 @@
         <w:t xml:space="preserve"> </w:t>
       </w:r>
       <w:r>
-        <w:t xml:space="preserve">27</w:t>
-        <w:noBreakHyphen/>
-        <w:t xml:space="preserve">507</w:t>
+        <w:t xml:space="preserve">27-⁠507</w:t>
       </w:r>
       <w:r>
         <w:t xml:space="preserve">   </w:t>
@@ -4466,9 +4458,7 @@
         <w:t xml:space="preserve"> </w:t>
       </w:r>
       <w:r>
-        <w:t xml:space="preserve">29</w:t>
-        <w:noBreakHyphen/>
-        <w:t xml:space="preserve">112</w:t>
+        <w:t xml:space="preserve">29-⁠112</w:t>
       </w:r>
       <w:r>
         <w:t xml:space="preserve">   </w:t>
@@ -4514,9 +4504,7 @@
         <w:t xml:space="preserve"> </w:t>
       </w:r>
       <w:r>
-        <w:t xml:space="preserve">32</w:t>
-        <w:noBreakHyphen/>
-        <w:t xml:space="preserve">202(3)</w:t>
+        <w:t xml:space="preserve">32-⁠202(3)</w:t>
       </w:r>
       <w:r>
         <w:t xml:space="preserve">   </w:t>
@@ -4562,9 +4550,7 @@
         <w:t xml:space="preserve"> </w:t>
       </w:r>
       <w:r>
-        <w:t xml:space="preserve">32</w:t>
-        <w:noBreakHyphen/>
-        <w:t xml:space="preserve">311</w:t>
+        <w:t xml:space="preserve">32-⁠311</w:t>
       </w:r>
       <w:r>
         <w:t xml:space="preserve">   </w:t>
@@ -4610,9 +4596,7 @@
         <w:t xml:space="preserve"> </w:t>
       </w:r>
       <w:r>
-        <w:t xml:space="preserve">32</w:t>
-        <w:noBreakHyphen/>
-        <w:t xml:space="preserve">312</w:t>
+        <w:t xml:space="preserve">32-⁠312</w:t>
       </w:r>
       <w:r>
         <w:t xml:space="preserve">   </w:t>
@@ -4658,9 +4642,7 @@
         <w:t xml:space="preserve"> </w:t>
       </w:r>
       <w:r>
-        <w:t xml:space="preserve">32</w:t>
-        <w:noBreakHyphen/>
-        <w:t xml:space="preserve">313(1)</w:t>
+        <w:t xml:space="preserve">32-⁠313(1)</w:t>
       </w:r>
       <w:r>
         <w:t xml:space="preserve">   </w:t>
@@ -4706,9 +4688,7 @@
         <w:t xml:space="preserve"> </w:t>
       </w:r>
       <w:r>
-        <w:t xml:space="preserve">32</w:t>
-        <w:noBreakHyphen/>
-        <w:t xml:space="preserve">629</w:t>
+        <w:t xml:space="preserve">32-⁠629</w:t>
       </w:r>
       <w:r>
         <w:t xml:space="preserve">   </w:t>
@@ -4754,9 +4734,7 @@
         <w:t xml:space="preserve"> </w:t>
       </w:r>
       <w:r>
-        <w:t xml:space="preserve">32</w:t>
-        <w:noBreakHyphen/>
-        <w:t xml:space="preserve">918</w:t>
+        <w:t xml:space="preserve">32-⁠918</w:t>
       </w:r>
       <w:r>
         <w:t xml:space="preserve">   </w:t>
@@ -4802,9 +4780,7 @@
         <w:t xml:space="preserve"> </w:t>
       </w:r>
       <w:r>
-        <w:t xml:space="preserve">32</w:t>
-        <w:noBreakHyphen/>
-        <w:t xml:space="preserve">939</w:t>
+        <w:t xml:space="preserve">32-⁠939</w:t>
       </w:r>
       <w:r>
         <w:t xml:space="preserve">   </w:t>
@@ -4850,9 +4826,7 @@
         <w:t xml:space="preserve"> </w:t>
       </w:r>
       <w:r>
-        <w:t xml:space="preserve">32</w:t>
-        <w:noBreakHyphen/>
-        <w:t xml:space="preserve">939.02</w:t>
+        <w:t xml:space="preserve">32-⁠939.02</w:t>
       </w:r>
       <w:r>
         <w:t xml:space="preserve">   </w:t>
@@ -4898,9 +4872,7 @@
         <w:t xml:space="preserve"> </w:t>
       </w:r>
       <w:r>
-        <w:t xml:space="preserve">32</w:t>
-        <w:noBreakHyphen/>
-        <w:t xml:space="preserve">947</w:t>
+        <w:t xml:space="preserve">32-⁠947</w:t>
       </w:r>
       <w:r>
         <w:t xml:space="preserve">   </w:t>
@@ -7152,19 +7124,7 @@
         <w:t xml:space="preserve">Ways</w:t>
       </w:r>
       <w:r>
-        <w:t xml:space="preserve">’s sentence [as] dictum.” Resp’t Br. 48. As explained in Relators’ opening brief (at 20</w:t>
-      </w:r>
-      <w:r>
-        <w:noBreakHyphen/>
-      </w:r>
-      <w:r>
-        <w:t xml:space="preserve">21), this sentence is essential to the Court’s reasoning that Section 29</w:t>
-      </w:r>
-      <w:r>
-        <w:noBreakHyphen/>
-      </w:r>
-      <w:r>
-        <w:t xml:space="preserve">112</w:t>
+        <w:t xml:space="preserve">’s sentence [as] dictum.” Resp’t Br. 48. As explained in Relators’ opening brief (at 20-⁠21), this sentence is essential to the Court’s reasoning that Section 29-⁠112</w:t>
       </w:r>
       <w:r>
         <w:t xml:space="preserve"> </w:t>
@@ -7442,13 +7402,7 @@
         <w:t xml:space="preserve"> </w:t>
       </w:r>
       <w:r>
-        <w:t xml:space="preserve">32</w:t>
-      </w:r>
-      <w:r>
-        <w:noBreakHyphen/>
-      </w:r>
-      <w:r>
-        <w:t xml:space="preserve">939.02;</w:t>
+        <w:t xml:space="preserve">32-⁠939.02;</w:t>
       </w:r>
       <w:r>
         <w:t xml:space="preserve"> </w:t>
@@ -9257,11 +9211,7 @@
               <w:jc w:val="left"/>
             </w:pPr>
             <w:r>
-              <w:t xml:space="preserve">402</w:t>
-              <w:noBreakHyphen/>
-              <w:t xml:space="preserve">476</w:t>
-              <w:noBreakHyphen/>
-              <w:t xml:space="preserve">8091</w:t>
+              <w:t xml:space="preserve">402-⁠476-⁠8091</w:t>
             </w:r>
           </w:p>
           <w:p>
@@ -9527,11 +9477,7 @@
               <w:jc w:val="left"/>
             </w:pPr>
             <w:r>
-              <w:t xml:space="preserve">612</w:t>
-              <w:noBreakHyphen/>
-              <w:t xml:space="preserve">766</w:t>
-              <w:noBreakHyphen/>
-              <w:t xml:space="preserve">7000</w:t>
+              <w:t xml:space="preserve">612-⁠766-⁠7000</w:t>
             </w:r>
           </w:p>
           <w:p>
@@ -9749,11 +9695,7 @@
               <w:jc w:val="left"/>
             </w:pPr>
             <w:r>
-              <w:t xml:space="preserve">612</w:t>
-              <w:noBreakHyphen/>
-              <w:t xml:space="preserve">766</w:t>
-              <w:noBreakHyphen/>
-              <w:t xml:space="preserve">7000</w:t>
+              <w:t xml:space="preserve">612-⁠766-⁠7000</w:t>
             </w:r>
           </w:p>
           <w:p>
@@ -9951,11 +9893,7 @@
               <w:jc w:val="left"/>
             </w:pPr>
             <w:r>
-              <w:t xml:space="preserve">212</w:t>
-              <w:noBreakHyphen/>
-              <w:t xml:space="preserve">549</w:t>
-              <w:noBreakHyphen/>
-              <w:t xml:space="preserve">2500</w:t>
+              <w:t xml:space="preserve">212-⁠549-⁠2500</w:t>
             </w:r>
           </w:p>
           <w:p>
@@ -11003,7 +10941,7 @@
     <w:qFormat/>
     <w:pPr>
       <w:keepLines/>
-      <w:spacing w:before="0" w:after="140" w:line="331" w:lineRule="exact"/>
+      <w:spacing w:before="46" w:after="140" w:line="331" w:lineRule="exact"/>
     </w:pPr>
     <w:rPr>
       <w:sz w:val="24"/>
